--- a/protocol/02_extraction_framework/asb_framework_02_5_evidence_quality_and_readiness.docx
+++ b/protocol/02_extraction_framework/asb_framework_02_5_evidence_quality_and_readiness.docx
@@ -2733,7 +2733,7 @@
           <w:sz w:val="24"/>
           <w:szCs w:val="24"/>
         </w:rPr>
-        <w:t xml:space="preserve">For decision-supporting analyses (for example, the convergent evidence set in [OSF: 03_1_Taxonomy_Dataset.xlsx]), both ratings are used as filter criteria. A tool is considered decision-supporting when it is Validated or Deployed (established in real gambling environments) and is rated MODERATE or MODERATE-HIGH on evidence quality. This joint filter isolates the subset of the evidence base where both implementation status and methodological confidence are sufficient to inform practice recommendations.</w:t>
+        <w:t>For decision-supporting analyses (for example, the convergent evidence set in [OSF: 03_2_Convergent_Evidence_Set.xlsx]), both ratings are used as filter criteria. A tool is considered decision-supporting when it is Validated or Deployed (established in real gambling environments) and is rated MODERATE or MODERATE-HIGH on evidence quality. This joint filter isolates the subset of the evidence base where both implementation status and methodological confidence are sufficient to inform practice recommendations.</w:t>
       </w:r>
     </w:p>
     <w:p>
